--- a/Received/four/4, computer.docx
+++ b/Received/four/4, computer.docx
@@ -83,17 +83,7 @@
                                 <w:sz w:val="32"/>
                                 <w:szCs w:val="32"/>
                               </w:rPr>
-                              <w:t xml:space="preserve"> 2</w:t>
-                            </w:r>
-                            <w:r>
-                              <w:rPr>
-                                <w:rFonts w:ascii="Times New Roman" w:hAnsi="Times New Roman" w:cs="Times New Roman"/>
-                                <w:b/>
-                                <w:bCs/>
-                                <w:sz w:val="32"/>
-                                <w:szCs w:val="32"/>
-                              </w:rPr>
-                              <w:t>5</w:t>
+                              <w:t xml:space="preserve"> 25</w:t>
                             </w:r>
                           </w:p>
                         </w:txbxContent>
@@ -141,17 +131,7 @@
                           <w:sz w:val="32"/>
                           <w:szCs w:val="32"/>
                         </w:rPr>
-                        <w:t xml:space="preserve"> 2</w:t>
-                      </w:r>
-                      <w:r>
-                        <w:rPr>
-                          <w:rFonts w:ascii="Times New Roman" w:hAnsi="Times New Roman" w:cs="Times New Roman"/>
-                          <w:b/>
-                          <w:bCs/>
-                          <w:sz w:val="32"/>
-                          <w:szCs w:val="32"/>
-                        </w:rPr>
-                        <w:t>5</w:t>
+                        <w:t xml:space="preserve"> 25</w:t>
                       </w:r>
                     </w:p>
                   </w:txbxContent>
@@ -293,27 +273,7 @@
           <w:sz w:val="24"/>
           <w:szCs w:val="24"/>
         </w:rPr>
-        <w:t xml:space="preserve">Ratnanagar-7, </w:t>
-      </w:r>
-      <w:proofErr w:type="spellStart"/>
-      <w:r>
-        <w:rPr>
-          <w:rFonts w:ascii="Times New Roman" w:hAnsi="Times New Roman" w:cs="Times New Roman"/>
-          <w:b/>
-          <w:sz w:val="24"/>
-          <w:szCs w:val="24"/>
-        </w:rPr>
-        <w:t>Sauraha</w:t>
-      </w:r>
-      <w:proofErr w:type="spellEnd"/>
-      <w:r>
-        <w:rPr>
-          <w:rFonts w:ascii="Times New Roman" w:hAnsi="Times New Roman" w:cs="Times New Roman"/>
-          <w:b/>
-          <w:sz w:val="24"/>
-          <w:szCs w:val="24"/>
-        </w:rPr>
-        <w:t>, Chitwan</w:t>
+        <w:t>Ratnanagar-7, Sauraha, Chitwan</w:t>
       </w:r>
     </w:p>
     <w:p>
@@ -487,16 +447,7 @@
           <w:sz w:val="28"/>
           <w:szCs w:val="28"/>
         </w:rPr>
-        <w:t xml:space="preserve"> </w:t>
-      </w:r>
-      <w:r>
-        <w:rPr>
-          <w:rFonts w:ascii="Times New Roman" w:hAnsi="Times New Roman" w:cs="Times New Roman"/>
-          <w:b/>
-          <w:sz w:val="28"/>
-          <w:szCs w:val="28"/>
-        </w:rPr>
-        <w:t>Four</w:t>
+        <w:t xml:space="preserve"> Four</w:t>
       </w:r>
       <w:r>
         <w:rPr>
@@ -1087,7 +1038,47 @@
           <w:sz w:val="28"/>
           <w:szCs w:val="24"/>
         </w:rPr>
-        <w:t>1. Choose the Best Answer</w:t>
+        <w:t xml:space="preserve">1. Choose the </w:t>
+      </w:r>
+      <w:r>
+        <w:rPr>
+          <w:rFonts w:ascii="Times New Roman" w:hAnsi="Times New Roman" w:cs="Times New Roman"/>
+          <w:b/>
+          <w:bCs/>
+          <w:sz w:val="28"/>
+          <w:szCs w:val="24"/>
+        </w:rPr>
+        <w:t>b</w:t>
+      </w:r>
+      <w:r>
+        <w:rPr>
+          <w:rFonts w:ascii="Times New Roman" w:hAnsi="Times New Roman" w:cs="Times New Roman"/>
+          <w:b/>
+          <w:bCs/>
+          <w:sz w:val="28"/>
+          <w:szCs w:val="24"/>
+        </w:rPr>
+        <w:t xml:space="preserve">est </w:t>
+      </w:r>
+      <w:r>
+        <w:rPr>
+          <w:rFonts w:ascii="Times New Roman" w:hAnsi="Times New Roman" w:cs="Times New Roman"/>
+          <w:b/>
+          <w:bCs/>
+          <w:sz w:val="28"/>
+          <w:szCs w:val="24"/>
+        </w:rPr>
+        <w:t>a</w:t>
+      </w:r>
+      <w:r>
+        <w:rPr>
+          <w:rFonts w:ascii="Times New Roman" w:hAnsi="Times New Roman" w:cs="Times New Roman"/>
+          <w:b/>
+          <w:bCs/>
+          <w:sz w:val="28"/>
+          <w:szCs w:val="24"/>
+        </w:rPr>
+        <w:t>nswer</w:t>
       </w:r>
       <w:r>
         <w:rPr>
@@ -1248,23 +1239,13 @@
           <w:szCs w:val="24"/>
         </w:rPr>
       </w:pPr>
-      <w:proofErr w:type="spellStart"/>
-      <w:r>
-        <w:rPr>
-          <w:rFonts w:ascii="Times New Roman" w:hAnsi="Times New Roman" w:cs="Times New Roman"/>
-          <w:sz w:val="28"/>
-          <w:szCs w:val="24"/>
-        </w:rPr>
-        <w:t>i</w:t>
-      </w:r>
-      <w:proofErr w:type="spellEnd"/>
-      <w:r>
-        <w:rPr>
-          <w:rFonts w:ascii="Times New Roman" w:hAnsi="Times New Roman" w:cs="Times New Roman"/>
-          <w:sz w:val="28"/>
-          <w:szCs w:val="24"/>
-        </w:rPr>
-        <w:t xml:space="preserve">) Monitor </w:t>
+      <w:r>
+        <w:rPr>
+          <w:rFonts w:ascii="Times New Roman" w:hAnsi="Times New Roman" w:cs="Times New Roman"/>
+          <w:sz w:val="28"/>
+          <w:szCs w:val="24"/>
+        </w:rPr>
+        <w:t xml:space="preserve">i) Monitor </w:t>
       </w:r>
     </w:p>
     <w:p>
@@ -1352,23 +1333,13 @@
           <w:szCs w:val="24"/>
         </w:rPr>
       </w:pPr>
-      <w:proofErr w:type="spellStart"/>
-      <w:r>
-        <w:rPr>
-          <w:rFonts w:ascii="Times New Roman" w:hAnsi="Times New Roman" w:cs="Times New Roman"/>
-          <w:sz w:val="28"/>
-          <w:szCs w:val="24"/>
-        </w:rPr>
-        <w:t>i</w:t>
-      </w:r>
-      <w:proofErr w:type="spellEnd"/>
-      <w:r>
-        <w:rPr>
-          <w:rFonts w:ascii="Times New Roman" w:hAnsi="Times New Roman" w:cs="Times New Roman"/>
-          <w:sz w:val="28"/>
-          <w:szCs w:val="24"/>
-        </w:rPr>
-        <w:t xml:space="preserve">) Hard disk </w:t>
+      <w:r>
+        <w:rPr>
+          <w:rFonts w:ascii="Times New Roman" w:hAnsi="Times New Roman" w:cs="Times New Roman"/>
+          <w:sz w:val="28"/>
+          <w:szCs w:val="24"/>
+        </w:rPr>
+        <w:t xml:space="preserve">i) Hard disk </w:t>
       </w:r>
     </w:p>
     <w:p>
@@ -1462,25 +1433,7 @@
           <w:sz w:val="28"/>
           <w:szCs w:val="24"/>
         </w:rPr>
-        <w:t xml:space="preserve"> </w:t>
-      </w:r>
-      <w:proofErr w:type="spellStart"/>
-      <w:r>
-        <w:rPr>
-          <w:rFonts w:ascii="Times New Roman" w:hAnsi="Times New Roman" w:cs="Times New Roman"/>
-          <w:sz w:val="28"/>
-          <w:szCs w:val="24"/>
-        </w:rPr>
-        <w:t>i</w:t>
-      </w:r>
-      <w:proofErr w:type="spellEnd"/>
-      <w:r>
-        <w:rPr>
-          <w:rFonts w:ascii="Times New Roman" w:hAnsi="Times New Roman" w:cs="Times New Roman"/>
-          <w:sz w:val="28"/>
-          <w:szCs w:val="24"/>
-        </w:rPr>
-        <w:t>) Printer</w:t>
+        <w:t xml:space="preserve"> i) Printer</w:t>
       </w:r>
     </w:p>
     <w:p>
@@ -1550,7 +1503,7 @@
     </w:p>
     <w:p>
       <w:pPr>
-        <w:spacing w:after="0" w:line="240" w:lineRule="auto"/>
+        <w:spacing w:after="240" w:line="240" w:lineRule="auto"/>
         <w:ind w:left="-144"/>
         <w:rPr>
           <w:rFonts w:ascii="Times New Roman" w:eastAsiaTheme="minorEastAsia" w:hAnsi="Times New Roman" w:cs="Times New Roman"/>
@@ -1726,7 +1679,7 @@
     </w:p>
     <w:p>
       <w:pPr>
-        <w:spacing w:after="0" w:line="360" w:lineRule="auto"/>
+        <w:spacing w:after="240" w:line="360" w:lineRule="auto"/>
         <w:rPr>
           <w:rFonts w:ascii="Times New Roman" w:eastAsiaTheme="minorEastAsia" w:hAnsi="Times New Roman" w:cs="Times New Roman"/>
           <w:sz w:val="28"/>
@@ -1778,7 +1731,7 @@
     </w:p>
     <w:p>
       <w:pPr>
-        <w:spacing w:after="0" w:line="360" w:lineRule="auto"/>
+        <w:spacing w:after="240" w:line="360" w:lineRule="auto"/>
         <w:rPr>
           <w:rFonts w:ascii="Times New Roman" w:eastAsiaTheme="minorEastAsia" w:hAnsi="Times New Roman" w:cs="Times New Roman"/>
           <w:sz w:val="28"/>
@@ -1791,18 +1744,16 @@
           <w:sz w:val="28"/>
           <w:szCs w:val="24"/>
         </w:rPr>
-        <w:t xml:space="preserve">Pen </w:t>
-      </w:r>
-      <w:proofErr w:type="gramStart"/>
+        <w:t>Pen drive</w:t>
+      </w:r>
       <w:r>
         <w:rPr>
           <w:rFonts w:ascii="Times New Roman" w:eastAsiaTheme="minorEastAsia" w:hAnsi="Times New Roman" w:cs="Times New Roman"/>
           <w:sz w:val="28"/>
           <w:szCs w:val="24"/>
         </w:rPr>
-        <w:t>drive</w:t>
-      </w:r>
-      <w:proofErr w:type="gramEnd"/>
+        <w:tab/>
+      </w:r>
       <w:r>
         <w:rPr>
           <w:rFonts w:ascii="Times New Roman" w:eastAsiaTheme="minorEastAsia" w:hAnsi="Times New Roman" w:cs="Times New Roman"/>
@@ -1818,92 +1769,50 @@
           <w:szCs w:val="24"/>
         </w:rPr>
         <w:tab/>
-      </w:r>
-      <w:r>
+        <w:t>The output displayed on a monitor</w:t>
+      </w:r>
+    </w:p>
+    <w:p>
+      <w:pPr>
+        <w:spacing w:after="240" w:line="240" w:lineRule="auto"/>
         <w:rPr>
           <w:rFonts w:ascii="Times New Roman" w:eastAsiaTheme="minorEastAsia" w:hAnsi="Times New Roman" w:cs="Times New Roman"/>
           <w:sz w:val="28"/>
           <w:szCs w:val="24"/>
         </w:rPr>
-        <w:tab/>
-      </w:r>
-      <w:proofErr w:type="gramStart"/>
+      </w:pPr>
       <w:r>
         <w:rPr>
           <w:rFonts w:ascii="Times New Roman" w:eastAsiaTheme="minorEastAsia" w:hAnsi="Times New Roman" w:cs="Times New Roman"/>
           <w:sz w:val="28"/>
           <w:szCs w:val="24"/>
         </w:rPr>
-        <w:t>The</w:t>
-      </w:r>
-      <w:proofErr w:type="gramEnd"/>
+        <w:t>Soft copy</w:t>
+      </w:r>
       <w:r>
         <w:rPr>
           <w:rFonts w:ascii="Times New Roman" w:eastAsiaTheme="minorEastAsia" w:hAnsi="Times New Roman" w:cs="Times New Roman"/>
           <w:sz w:val="28"/>
           <w:szCs w:val="24"/>
         </w:rPr>
-        <w:t xml:space="preserve"> output displayed on a monitor</w:t>
-      </w:r>
-    </w:p>
-    <w:p>
-      <w:pPr>
-        <w:spacing w:after="0" w:line="240" w:lineRule="auto"/>
+        <w:tab/>
+      </w:r>
+      <w:r>
         <w:rPr>
           <w:rFonts w:ascii="Times New Roman" w:eastAsiaTheme="minorEastAsia" w:hAnsi="Times New Roman" w:cs="Times New Roman"/>
           <w:sz w:val="28"/>
           <w:szCs w:val="24"/>
         </w:rPr>
-      </w:pPr>
+        <w:tab/>
+      </w:r>
       <w:r>
         <w:rPr>
           <w:rFonts w:ascii="Times New Roman" w:eastAsiaTheme="minorEastAsia" w:hAnsi="Times New Roman" w:cs="Times New Roman"/>
           <w:sz w:val="28"/>
           <w:szCs w:val="24"/>
         </w:rPr>
-        <w:t>Soft copy</w:t>
-      </w:r>
-      <w:r>
-        <w:rPr>
-          <w:rFonts w:ascii="Times New Roman" w:eastAsiaTheme="minorEastAsia" w:hAnsi="Times New Roman" w:cs="Times New Roman"/>
-          <w:sz w:val="28"/>
-          <w:szCs w:val="24"/>
-        </w:rPr>
-        <w:tab/>
-      </w:r>
-      <w:r>
-        <w:rPr>
-          <w:rFonts w:ascii="Times New Roman" w:eastAsiaTheme="minorEastAsia" w:hAnsi="Times New Roman" w:cs="Times New Roman"/>
-          <w:sz w:val="28"/>
-          <w:szCs w:val="24"/>
-        </w:rPr>
-        <w:tab/>
-      </w:r>
-      <w:r>
-        <w:rPr>
-          <w:rFonts w:ascii="Times New Roman" w:eastAsiaTheme="minorEastAsia" w:hAnsi="Times New Roman" w:cs="Times New Roman"/>
-          <w:sz w:val="28"/>
-          <w:szCs w:val="24"/>
-        </w:rPr>
-        <w:tab/>
-      </w:r>
-      <w:proofErr w:type="gramStart"/>
-      <w:r>
-        <w:rPr>
-          <w:rFonts w:ascii="Times New Roman" w:eastAsiaTheme="minorEastAsia" w:hAnsi="Times New Roman" w:cs="Times New Roman"/>
-          <w:sz w:val="28"/>
-          <w:szCs w:val="24"/>
-        </w:rPr>
-        <w:t>Small</w:t>
-      </w:r>
-      <w:proofErr w:type="gramEnd"/>
-      <w:r>
-        <w:rPr>
-          <w:rFonts w:ascii="Times New Roman" w:eastAsiaTheme="minorEastAsia" w:hAnsi="Times New Roman" w:cs="Times New Roman"/>
-          <w:sz w:val="28"/>
-          <w:szCs w:val="24"/>
-        </w:rPr>
-        <w:t xml:space="preserve"> pictures that display programs</w:t>
+        <w:tab/>
+        <w:t>Small pictures that display programs</w:t>
       </w:r>
     </w:p>
     <w:p>
@@ -1935,6 +1844,86 @@
           <w:rFonts w:ascii="Times New Roman" w:hAnsi="Times New Roman" w:cs="Times New Roman"/>
           <w:b/>
           <w:bCs/>
+          <w:noProof/>
+          <w:sz w:val="28"/>
+          <w:szCs w:val="24"/>
+          <w14:ligatures w14:val="standardContextual"/>
+        </w:rPr>
+        <mc:AlternateContent>
+          <mc:Choice Requires="wps">
+            <w:drawing>
+              <wp:anchor distT="0" distB="0" distL="114300" distR="114300" simplePos="0" relativeHeight="251662336" behindDoc="0" locked="0" layoutInCell="1" allowOverlap="1" wp14:anchorId="4534BD48" wp14:editId="101C57BB">
+                <wp:simplePos x="0" y="0"/>
+                <wp:positionH relativeFrom="column">
+                  <wp:posOffset>3623291</wp:posOffset>
+                </wp:positionH>
+                <wp:positionV relativeFrom="paragraph">
+                  <wp:posOffset>170180</wp:posOffset>
+                </wp:positionV>
+                <wp:extent cx="702859" cy="272955"/>
+                <wp:effectExtent l="0" t="0" r="21590" b="13335"/>
+                <wp:wrapNone/>
+                <wp:docPr id="265467938" name="Rectangle 4"/>
+                <wp:cNvGraphicFramePr/>
+                <a:graphic xmlns:a="http://schemas.openxmlformats.org/drawingml/2006/main">
+                  <a:graphicData uri="http://schemas.microsoft.com/office/word/2010/wordprocessingShape">
+                    <wps:wsp>
+                      <wps:cNvSpPr/>
+                      <wps:spPr>
+                        <a:xfrm>
+                          <a:off x="0" y="0"/>
+                          <a:ext cx="702859" cy="272955"/>
+                        </a:xfrm>
+                        <a:prstGeom prst="rect">
+                          <a:avLst/>
+                        </a:prstGeom>
+                        <a:noFill/>
+                        <a:ln>
+                          <a:solidFill>
+                            <a:schemeClr val="tx1"/>
+                          </a:solidFill>
+                        </a:ln>
+                      </wps:spPr>
+                      <wps:style>
+                        <a:lnRef idx="2">
+                          <a:schemeClr val="accent1">
+                            <a:shade val="15000"/>
+                          </a:schemeClr>
+                        </a:lnRef>
+                        <a:fillRef idx="1">
+                          <a:schemeClr val="accent1"/>
+                        </a:fillRef>
+                        <a:effectRef idx="0">
+                          <a:schemeClr val="accent1"/>
+                        </a:effectRef>
+                        <a:fontRef idx="minor">
+                          <a:schemeClr val="lt1"/>
+                        </a:fontRef>
+                      </wps:style>
+                      <wps:bodyPr rot="0" spcFirstLastPara="0" vertOverflow="overflow" horzOverflow="overflow" vert="horz" wrap="square" lIns="91440" tIns="45720" rIns="91440" bIns="45720" numCol="1" spcCol="0" rtlCol="0" fromWordArt="0" anchor="ctr" anchorCtr="0" forceAA="0" compatLnSpc="1">
+                        <a:prstTxWarp prst="textNoShape">
+                          <a:avLst/>
+                        </a:prstTxWarp>
+                        <a:noAutofit/>
+                      </wps:bodyPr>
+                    </wps:wsp>
+                  </a:graphicData>
+                </a:graphic>
+              </wp:anchor>
+            </w:drawing>
+          </mc:Choice>
+          <mc:Fallback>
+            <w:pict>
+              <v:rect w14:anchorId="320B4B44" id="Rectangle 4" o:spid="_x0000_s1026" style="position:absolute;margin-left:285.3pt;margin-top:13.4pt;width:55.35pt;height:21.5pt;z-index:251662336;visibility:visible;mso-wrap-style:square;mso-wrap-distance-left:9pt;mso-wrap-distance-top:0;mso-wrap-distance-right:9pt;mso-wrap-distance-bottom:0;mso-position-horizontal:absolute;mso-position-horizontal-relative:text;mso-position-vertical:absolute;mso-position-vertical-relative:text;v-text-anchor:middle" o:gfxdata="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" filled="f" strokecolor="black [3213]" strokeweight="1pt"/>
+            </w:pict>
+          </mc:Fallback>
+        </mc:AlternateContent>
+      </w:r>
+      <w:r>
+        <w:rPr>
+          <w:rFonts w:ascii="Times New Roman" w:hAnsi="Times New Roman" w:cs="Times New Roman"/>
+          <w:b/>
+          <w:bCs/>
           <w:sz w:val="28"/>
           <w:szCs w:val="24"/>
         </w:rPr>
@@ -2126,7 +2115,7 @@
           <w:sz w:val="28"/>
           <w:szCs w:val="24"/>
         </w:rPr>
-        <w:t xml:space="preserve">​a. The user can read but cannot write into a RAM. [____] </w:t>
+        <w:t xml:space="preserve">​a. The user can read but cannot write into a RAM. </w:t>
       </w:r>
     </w:p>
     <w:p>
@@ -2141,10 +2130,170 @@
       <w:r>
         <w:rPr>
           <w:rFonts w:ascii="Times New Roman" w:hAnsi="Times New Roman" w:cs="Times New Roman"/>
-          <w:sz w:val="28"/>
-          <w:szCs w:val="24"/>
-        </w:rPr>
-        <w:t xml:space="preserve">b. A printer is a device used to print the results of work done by the computer on paper. [____] </w:t>
+          <w:b/>
+          <w:bCs/>
+          <w:noProof/>
+          <w:sz w:val="28"/>
+          <w:szCs w:val="24"/>
+          <w14:ligatures w14:val="standardContextual"/>
+        </w:rPr>
+        <mc:AlternateContent>
+          <mc:Choice Requires="wps">
+            <w:drawing>
+              <wp:anchor distT="0" distB="0" distL="114300" distR="114300" simplePos="0" relativeHeight="251664384" behindDoc="0" locked="0" layoutInCell="1" allowOverlap="1" wp14:anchorId="20A8D49E" wp14:editId="2AD03C9E">
+                <wp:simplePos x="0" y="0"/>
+                <wp:positionH relativeFrom="column">
+                  <wp:posOffset>6238875</wp:posOffset>
+                </wp:positionH>
+                <wp:positionV relativeFrom="paragraph">
+                  <wp:posOffset>29352</wp:posOffset>
+                </wp:positionV>
+                <wp:extent cx="702859" cy="272955"/>
+                <wp:effectExtent l="0" t="0" r="21590" b="13335"/>
+                <wp:wrapNone/>
+                <wp:docPr id="774366262" name="Rectangle 4"/>
+                <wp:cNvGraphicFramePr/>
+                <a:graphic xmlns:a="http://schemas.openxmlformats.org/drawingml/2006/main">
+                  <a:graphicData uri="http://schemas.microsoft.com/office/word/2010/wordprocessingShape">
+                    <wps:wsp>
+                      <wps:cNvSpPr/>
+                      <wps:spPr>
+                        <a:xfrm>
+                          <a:off x="0" y="0"/>
+                          <a:ext cx="702859" cy="272955"/>
+                        </a:xfrm>
+                        <a:prstGeom prst="rect">
+                          <a:avLst/>
+                        </a:prstGeom>
+                        <a:noFill/>
+                        <a:ln>
+                          <a:solidFill>
+                            <a:schemeClr val="tx1"/>
+                          </a:solidFill>
+                        </a:ln>
+                      </wps:spPr>
+                      <wps:style>
+                        <a:lnRef idx="2">
+                          <a:schemeClr val="accent1">
+                            <a:shade val="15000"/>
+                          </a:schemeClr>
+                        </a:lnRef>
+                        <a:fillRef idx="1">
+                          <a:schemeClr val="accent1"/>
+                        </a:fillRef>
+                        <a:effectRef idx="0">
+                          <a:schemeClr val="accent1"/>
+                        </a:effectRef>
+                        <a:fontRef idx="minor">
+                          <a:schemeClr val="lt1"/>
+                        </a:fontRef>
+                      </wps:style>
+                      <wps:bodyPr rot="0" spcFirstLastPara="0" vertOverflow="overflow" horzOverflow="overflow" vert="horz" wrap="square" lIns="91440" tIns="45720" rIns="91440" bIns="45720" numCol="1" spcCol="0" rtlCol="0" fromWordArt="0" anchor="ctr" anchorCtr="0" forceAA="0" compatLnSpc="1">
+                        <a:prstTxWarp prst="textNoShape">
+                          <a:avLst/>
+                        </a:prstTxWarp>
+                        <a:noAutofit/>
+                      </wps:bodyPr>
+                    </wps:wsp>
+                  </a:graphicData>
+                </a:graphic>
+              </wp:anchor>
+            </w:drawing>
+          </mc:Choice>
+          <mc:Fallback>
+            <w:pict>
+              <v:rect w14:anchorId="7239B036" id="Rectangle 4" o:spid="_x0000_s1026" style="position:absolute;margin-left:491.25pt;margin-top:2.3pt;width:55.35pt;height:21.5pt;z-index:251664384;visibility:visible;mso-wrap-style:square;mso-wrap-distance-left:9pt;mso-wrap-distance-top:0;mso-wrap-distance-right:9pt;mso-wrap-distance-bottom:0;mso-position-horizontal:absolute;mso-position-horizontal-relative:text;mso-position-vertical:absolute;mso-position-vertical-relative:text;v-text-anchor:middle" o:gfxdata="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" filled="f" strokecolor="black [3213]" strokeweight="1pt"/>
+            </w:pict>
+          </mc:Fallback>
+        </mc:AlternateContent>
+      </w:r>
+      <w:r>
+        <w:rPr>
+          <w:rFonts w:ascii="Times New Roman" w:hAnsi="Times New Roman" w:cs="Times New Roman"/>
+          <w:b/>
+          <w:bCs/>
+          <w:noProof/>
+          <w:sz w:val="28"/>
+          <w:szCs w:val="24"/>
+          <w14:ligatures w14:val="standardContextual"/>
+        </w:rPr>
+        <mc:AlternateContent>
+          <mc:Choice Requires="wps">
+            <w:drawing>
+              <wp:anchor distT="0" distB="0" distL="114300" distR="114300" simplePos="0" relativeHeight="251666432" behindDoc="0" locked="0" layoutInCell="1" allowOverlap="1" wp14:anchorId="5D5C7E17" wp14:editId="6044C2DB">
+                <wp:simplePos x="0" y="0"/>
+                <wp:positionH relativeFrom="column">
+                  <wp:posOffset>5962157</wp:posOffset>
+                </wp:positionH>
+                <wp:positionV relativeFrom="paragraph">
+                  <wp:posOffset>395605</wp:posOffset>
+                </wp:positionV>
+                <wp:extent cx="702859" cy="272955"/>
+                <wp:effectExtent l="0" t="0" r="21590" b="13335"/>
+                <wp:wrapNone/>
+                <wp:docPr id="680062102" name="Rectangle 4"/>
+                <wp:cNvGraphicFramePr/>
+                <a:graphic xmlns:a="http://schemas.openxmlformats.org/drawingml/2006/main">
+                  <a:graphicData uri="http://schemas.microsoft.com/office/word/2010/wordprocessingShape">
+                    <wps:wsp>
+                      <wps:cNvSpPr/>
+                      <wps:spPr>
+                        <a:xfrm>
+                          <a:off x="0" y="0"/>
+                          <a:ext cx="702859" cy="272955"/>
+                        </a:xfrm>
+                        <a:prstGeom prst="rect">
+                          <a:avLst/>
+                        </a:prstGeom>
+                        <a:noFill/>
+                        <a:ln>
+                          <a:solidFill>
+                            <a:schemeClr val="tx1"/>
+                          </a:solidFill>
+                        </a:ln>
+                      </wps:spPr>
+                      <wps:style>
+                        <a:lnRef idx="2">
+                          <a:schemeClr val="accent1">
+                            <a:shade val="15000"/>
+                          </a:schemeClr>
+                        </a:lnRef>
+                        <a:fillRef idx="1">
+                          <a:schemeClr val="accent1"/>
+                        </a:fillRef>
+                        <a:effectRef idx="0">
+                          <a:schemeClr val="accent1"/>
+                        </a:effectRef>
+                        <a:fontRef idx="minor">
+                          <a:schemeClr val="lt1"/>
+                        </a:fontRef>
+                      </wps:style>
+                      <wps:bodyPr rot="0" spcFirstLastPara="0" vertOverflow="overflow" horzOverflow="overflow" vert="horz" wrap="square" lIns="91440" tIns="45720" rIns="91440" bIns="45720" numCol="1" spcCol="0" rtlCol="0" fromWordArt="0" anchor="ctr" anchorCtr="0" forceAA="0" compatLnSpc="1">
+                        <a:prstTxWarp prst="textNoShape">
+                          <a:avLst/>
+                        </a:prstTxWarp>
+                        <a:noAutofit/>
+                      </wps:bodyPr>
+                    </wps:wsp>
+                  </a:graphicData>
+                </a:graphic>
+              </wp:anchor>
+            </w:drawing>
+          </mc:Choice>
+          <mc:Fallback>
+            <w:pict>
+              <v:rect w14:anchorId="5D7C8768" id="Rectangle 4" o:spid="_x0000_s1026" style="position:absolute;margin-left:469.45pt;margin-top:31.15pt;width:55.35pt;height:21.5pt;z-index:251666432;visibility:visible;mso-wrap-style:square;mso-wrap-distance-left:9pt;mso-wrap-distance-top:0;mso-wrap-distance-right:9pt;mso-wrap-distance-bottom:0;mso-position-horizontal:absolute;mso-position-horizontal-relative:text;mso-position-vertical:absolute;mso-position-vertical-relative:text;v-text-anchor:middle" o:gfxdata="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" filled="f" strokecolor="black [3213]" strokeweight="1pt"/>
+            </w:pict>
+          </mc:Fallback>
+        </mc:AlternateContent>
+      </w:r>
+      <w:r>
+        <w:rPr>
+          <w:rFonts w:ascii="Times New Roman" w:hAnsi="Times New Roman" w:cs="Times New Roman"/>
+          <w:sz w:val="28"/>
+          <w:szCs w:val="24"/>
+        </w:rPr>
+        <w:t xml:space="preserve">b. A printer is a device used to print the results of work done by the computer on paper. </w:t>
       </w:r>
     </w:p>
     <w:p>
@@ -2162,25 +2311,7 @@
           <w:sz w:val="28"/>
           <w:szCs w:val="24"/>
         </w:rPr>
-        <w:t xml:space="preserve">c. The Zoom in and </w:t>
-      </w:r>
-      <w:proofErr w:type="gramStart"/>
-      <w:r>
-        <w:rPr>
-          <w:rFonts w:ascii="Times New Roman" w:hAnsi="Times New Roman" w:cs="Times New Roman"/>
-          <w:sz w:val="28"/>
-          <w:szCs w:val="24"/>
-        </w:rPr>
-        <w:t>Zoom</w:t>
-      </w:r>
-      <w:proofErr w:type="gramEnd"/>
-      <w:r>
-        <w:rPr>
-          <w:rFonts w:ascii="Times New Roman" w:hAnsi="Times New Roman" w:cs="Times New Roman"/>
-          <w:sz w:val="28"/>
-          <w:szCs w:val="24"/>
-        </w:rPr>
-        <w:t xml:space="preserve"> out is used to see a larger or smaller view of your image. [____]</w:t>
+        <w:t>c. The Zoom in and Zoom out is used to see a larger or smaller view of your image.</w:t>
       </w:r>
     </w:p>
     <w:p>
@@ -2195,15 +2326,53 @@
           <w:szCs w:val="24"/>
         </w:rPr>
       </w:pPr>
-      <w:r>
-        <w:rPr>
-          <w:rFonts w:ascii="Times New Roman" w:hAnsi="Times New Roman" w:cs="Times New Roman"/>
-          <w:b/>
-          <w:bCs/>
-          <w:sz w:val="28"/>
-          <w:szCs w:val="24"/>
-        </w:rPr>
-        <w:lastRenderedPageBreak/>
+    </w:p>
+    <w:p>
+      <w:pPr>
+        <w:spacing w:after="0" w:line="240" w:lineRule="auto"/>
+        <w:ind w:left="-144"/>
+        <w:rPr>
+          <w:rFonts w:ascii="Times New Roman" w:hAnsi="Times New Roman" w:cs="Times New Roman"/>
+          <w:b/>
+          <w:bCs/>
+          <w:sz w:val="28"/>
+          <w:szCs w:val="24"/>
+        </w:rPr>
+      </w:pPr>
+    </w:p>
+    <w:p>
+      <w:pPr>
+        <w:spacing w:after="0" w:line="240" w:lineRule="auto"/>
+        <w:ind w:left="-144"/>
+        <w:rPr>
+          <w:rFonts w:ascii="Times New Roman" w:hAnsi="Times New Roman" w:cs="Times New Roman"/>
+          <w:b/>
+          <w:bCs/>
+          <w:sz w:val="20"/>
+          <w:szCs w:val="18"/>
+        </w:rPr>
+      </w:pPr>
+    </w:p>
+    <w:p>
+      <w:pPr>
+        <w:spacing w:after="0" w:line="240" w:lineRule="auto"/>
+        <w:ind w:left="-144"/>
+        <w:rPr>
+          <w:rFonts w:ascii="Times New Roman" w:hAnsi="Times New Roman" w:cs="Times New Roman"/>
+          <w:b/>
+          <w:bCs/>
+          <w:sz w:val="28"/>
+          <w:szCs w:val="24"/>
+        </w:rPr>
+      </w:pPr>
+      <w:r>
+        <w:rPr>
+          <w:rFonts w:ascii="Times New Roman" w:hAnsi="Times New Roman" w:cs="Times New Roman"/>
+          <w:b/>
+          <w:bCs/>
+          <w:sz w:val="28"/>
+          <w:szCs w:val="24"/>
+        </w:rPr>
         <w:t>4. Fill in the Blanks</w:t>
       </w:r>
       <w:r>
@@ -2551,7 +2720,7 @@
           <w:sz w:val="28"/>
           <w:szCs w:val="24"/>
         </w:rPr>
-        <w:t>5: Write the Full Form of the following</w:t>
+        <w:t>5</w:t>
       </w:r>
       <w:r>
         <w:rPr>
@@ -2571,77 +2740,107 @@
           <w:sz w:val="28"/>
           <w:szCs w:val="24"/>
         </w:rPr>
-        <w:tab/>
-      </w:r>
-      <w:r>
-        <w:rPr>
-          <w:rFonts w:ascii="Times New Roman" w:hAnsi="Times New Roman" w:cs="Times New Roman"/>
-          <w:b/>
-          <w:bCs/>
-          <w:sz w:val="28"/>
-          <w:szCs w:val="24"/>
-        </w:rPr>
-        <w:tab/>
-      </w:r>
-      <w:r>
-        <w:rPr>
-          <w:rFonts w:ascii="Times New Roman" w:hAnsi="Times New Roman" w:cs="Times New Roman"/>
-          <w:b/>
-          <w:bCs/>
-          <w:sz w:val="28"/>
-          <w:szCs w:val="24"/>
-        </w:rPr>
-        <w:tab/>
-      </w:r>
-      <w:r>
-        <w:rPr>
-          <w:rFonts w:ascii="Times New Roman" w:hAnsi="Times New Roman" w:cs="Times New Roman"/>
-          <w:b/>
-          <w:bCs/>
-          <w:sz w:val="28"/>
-          <w:szCs w:val="24"/>
-        </w:rPr>
-        <w:tab/>
-      </w:r>
-      <w:r>
-        <w:rPr>
-          <w:rFonts w:ascii="Times New Roman" w:hAnsi="Times New Roman" w:cs="Times New Roman"/>
-          <w:b/>
-          <w:bCs/>
-          <w:sz w:val="28"/>
-          <w:szCs w:val="24"/>
-        </w:rPr>
-        <w:tab/>
-      </w:r>
-      <w:r>
-        <w:rPr>
-          <w:rFonts w:ascii="Times New Roman" w:hAnsi="Times New Roman" w:cs="Times New Roman"/>
-          <w:b/>
-          <w:bCs/>
-          <w:sz w:val="28"/>
-          <w:szCs w:val="24"/>
-        </w:rPr>
-        <w:tab/>
-      </w:r>
-      <w:r>
-        <w:rPr>
-          <w:rFonts w:ascii="Times New Roman" w:hAnsi="Times New Roman" w:cs="Times New Roman"/>
-          <w:b/>
-          <w:bCs/>
-          <w:sz w:val="28"/>
-          <w:szCs w:val="24"/>
-        </w:rPr>
-        <w:tab/>
-      </w:r>
-      <w:r>
-        <w:rPr>
-          <w:rFonts w:ascii="Times New Roman" w:hAnsi="Times New Roman" w:cs="Times New Roman"/>
-          <w:b/>
-          <w:bCs/>
-          <w:sz w:val="28"/>
-          <w:szCs w:val="24"/>
-        </w:rPr>
-        <w:t>​(3</w:t>
+        <w:t xml:space="preserve"> Write the Full Form of the following</w:t>
+      </w:r>
+      <w:r>
+        <w:rPr>
+          <w:rFonts w:ascii="Times New Roman" w:hAnsi="Times New Roman" w:cs="Times New Roman"/>
+          <w:b/>
+          <w:bCs/>
+          <w:sz w:val="28"/>
+          <w:szCs w:val="24"/>
+        </w:rPr>
+        <w:t>.</w:t>
+      </w:r>
+      <w:r>
+        <w:rPr>
+          <w:rFonts w:ascii="Times New Roman" w:hAnsi="Times New Roman" w:cs="Times New Roman"/>
+          <w:b/>
+          <w:bCs/>
+          <w:sz w:val="28"/>
+          <w:szCs w:val="24"/>
+        </w:rPr>
+        <w:tab/>
+      </w:r>
+      <w:r>
+        <w:rPr>
+          <w:rFonts w:ascii="Times New Roman" w:hAnsi="Times New Roman" w:cs="Times New Roman"/>
+          <w:b/>
+          <w:bCs/>
+          <w:sz w:val="28"/>
+          <w:szCs w:val="24"/>
+        </w:rPr>
+        <w:tab/>
+      </w:r>
+      <w:r>
+        <w:rPr>
+          <w:rFonts w:ascii="Times New Roman" w:hAnsi="Times New Roman" w:cs="Times New Roman"/>
+          <w:b/>
+          <w:bCs/>
+          <w:sz w:val="28"/>
+          <w:szCs w:val="24"/>
+        </w:rPr>
+        <w:tab/>
+      </w:r>
+      <w:r>
+        <w:rPr>
+          <w:rFonts w:ascii="Times New Roman" w:hAnsi="Times New Roman" w:cs="Times New Roman"/>
+          <w:b/>
+          <w:bCs/>
+          <w:sz w:val="28"/>
+          <w:szCs w:val="24"/>
+        </w:rPr>
+        <w:tab/>
+      </w:r>
+      <w:r>
+        <w:rPr>
+          <w:rFonts w:ascii="Times New Roman" w:hAnsi="Times New Roman" w:cs="Times New Roman"/>
+          <w:b/>
+          <w:bCs/>
+          <w:sz w:val="28"/>
+          <w:szCs w:val="24"/>
+        </w:rPr>
+        <w:tab/>
+      </w:r>
+      <w:r>
+        <w:rPr>
+          <w:rFonts w:ascii="Times New Roman" w:hAnsi="Times New Roman" w:cs="Times New Roman"/>
+          <w:b/>
+          <w:bCs/>
+          <w:sz w:val="28"/>
+          <w:szCs w:val="24"/>
+        </w:rPr>
+        <w:tab/>
+      </w:r>
+      <w:r>
+        <w:rPr>
+          <w:rFonts w:ascii="Times New Roman" w:hAnsi="Times New Roman" w:cs="Times New Roman"/>
+          <w:b/>
+          <w:bCs/>
+          <w:sz w:val="28"/>
+          <w:szCs w:val="24"/>
+        </w:rPr>
+        <w:tab/>
+      </w:r>
+      <w:r>
+        <w:rPr>
+          <w:rFonts w:ascii="Times New Roman" w:hAnsi="Times New Roman" w:cs="Times New Roman"/>
+          <w:b/>
+          <w:bCs/>
+          <w:sz w:val="28"/>
+          <w:szCs w:val="24"/>
+        </w:rPr>
+        <w:t>​(</w:t>
+      </w:r>
+      <w:r>
+        <w:rPr>
+          <w:rFonts w:ascii="Times New Roman" w:hAnsi="Times New Roman" w:cs="Times New Roman"/>
+          <w:b/>
+          <w:bCs/>
+          <w:sz w:val="28"/>
+          <w:szCs w:val="24"/>
+        </w:rPr>
+        <w:t>5</w:t>
       </w:r>
       <m:oMath>
         <m:r>
@@ -2664,7 +2863,27 @@
           <w:sz w:val="28"/>
           <w:szCs w:val="24"/>
         </w:rPr>
-        <w:t>1= 3)</w:t>
+        <w:t xml:space="preserve">1= </w:t>
+      </w:r>
+      <w:r>
+        <w:rPr>
+          <w:rFonts w:ascii="Times New Roman" w:eastAsiaTheme="minorEastAsia" w:hAnsi="Times New Roman" w:cs="Times New Roman"/>
+          <w:b/>
+          <w:bCs/>
+          <w:sz w:val="28"/>
+          <w:szCs w:val="24"/>
+        </w:rPr>
+        <w:t>5</w:t>
+      </w:r>
+      <w:r>
+        <w:rPr>
+          <w:rFonts w:ascii="Times New Roman" w:eastAsiaTheme="minorEastAsia" w:hAnsi="Times New Roman" w:cs="Times New Roman"/>
+          <w:b/>
+          <w:bCs/>
+          <w:sz w:val="28"/>
+          <w:szCs w:val="24"/>
+        </w:rPr>
+        <w:t>)</w:t>
       </w:r>
     </w:p>
     <w:p>
@@ -2682,18 +2901,68 @@
           <w:sz w:val="28"/>
           <w:szCs w:val="24"/>
         </w:rPr>
-        <w:t xml:space="preserve">a. </w:t>
-      </w:r>
-      <w:proofErr w:type="gramStart"/>
-      <w:r>
-        <w:rPr>
-          <w:rFonts w:ascii="Times New Roman" w:hAnsi="Times New Roman" w:cs="Times New Roman"/>
-          <w:sz w:val="28"/>
-          <w:szCs w:val="24"/>
-        </w:rPr>
-        <w:t>ALU :</w:t>
-      </w:r>
-      <w:proofErr w:type="gramEnd"/>
+        <w:t>a. ALU :____________________________________________</w:t>
+      </w:r>
+    </w:p>
+    <w:p>
+      <w:pPr>
+        <w:spacing w:after="0" w:line="360" w:lineRule="auto"/>
+        <w:rPr>
+          <w:rFonts w:ascii="Times New Roman" w:hAnsi="Times New Roman" w:cs="Times New Roman"/>
+          <w:sz w:val="28"/>
+          <w:szCs w:val="24"/>
+        </w:rPr>
+      </w:pPr>
+      <w:r>
+        <w:rPr>
+          <w:rFonts w:ascii="Times New Roman" w:hAnsi="Times New Roman" w:cs="Times New Roman"/>
+          <w:sz w:val="28"/>
+          <w:szCs w:val="24"/>
+        </w:rPr>
+        <w:t xml:space="preserve">b. GIGO </w:t>
+      </w:r>
+      <w:r>
+        <w:rPr>
+          <w:rFonts w:ascii="Times New Roman" w:hAnsi="Times New Roman" w:cs="Times New Roman"/>
+          <w:sz w:val="28"/>
+          <w:szCs w:val="24"/>
+        </w:rPr>
+        <w:t>:____________________________________________</w:t>
+      </w:r>
+    </w:p>
+    <w:p>
+      <w:pPr>
+        <w:spacing w:after="0" w:line="360" w:lineRule="auto"/>
+        <w:rPr>
+          <w:rFonts w:ascii="Times New Roman" w:hAnsi="Times New Roman" w:cs="Times New Roman"/>
+          <w:sz w:val="28"/>
+          <w:szCs w:val="24"/>
+        </w:rPr>
+      </w:pPr>
+      <w:r>
+        <w:rPr>
+          <w:rFonts w:ascii="Times New Roman" w:hAnsi="Times New Roman" w:cs="Times New Roman"/>
+          <w:sz w:val="28"/>
+          <w:szCs w:val="24"/>
+        </w:rPr>
+        <w:t xml:space="preserve">c. RAM </w:t>
+      </w:r>
+      <w:r>
+        <w:rPr>
+          <w:rFonts w:ascii="Times New Roman" w:hAnsi="Times New Roman" w:cs="Times New Roman"/>
+          <w:sz w:val="28"/>
+          <w:szCs w:val="24"/>
+        </w:rPr>
+        <w:t>:</w:t>
+      </w:r>
+      <w:r>
+        <w:rPr>
+          <w:rFonts w:ascii="Times New Roman" w:hAnsi="Times New Roman" w:cs="Times New Roman"/>
+          <w:sz w:val="28"/>
+          <w:szCs w:val="24"/>
+        </w:rPr>
+        <w:t xml:space="preserve"> </w:t>
+      </w:r>
       <w:r>
         <w:rPr>
           <w:rFonts w:ascii="Times New Roman" w:hAnsi="Times New Roman" w:cs="Times New Roman"/>
@@ -2718,26 +2987,8 @@
           <w:sz w:val="28"/>
           <w:szCs w:val="24"/>
         </w:rPr>
-        <w:t xml:space="preserve">b. </w:t>
-      </w:r>
-      <w:proofErr w:type="gramStart"/>
-      <w:r>
-        <w:rPr>
-          <w:rFonts w:ascii="Times New Roman" w:hAnsi="Times New Roman" w:cs="Times New Roman"/>
-          <w:sz w:val="28"/>
-          <w:szCs w:val="24"/>
-        </w:rPr>
-        <w:t xml:space="preserve">GIGO </w:t>
-      </w:r>
-      <w:r>
-        <w:rPr>
-          <w:rFonts w:ascii="Times New Roman" w:hAnsi="Times New Roman" w:cs="Times New Roman"/>
-          <w:sz w:val="28"/>
-          <w:szCs w:val="24"/>
-        </w:rPr>
-        <w:t>:</w:t>
-      </w:r>
-      <w:proofErr w:type="gramEnd"/>
+        <w:t xml:space="preserve">d. CU: </w:t>
+      </w:r>
       <w:r>
         <w:rPr>
           <w:rFonts w:ascii="Times New Roman" w:hAnsi="Times New Roman" w:cs="Times New Roman"/>
@@ -2762,26 +3013,8 @@
           <w:sz w:val="28"/>
           <w:szCs w:val="24"/>
         </w:rPr>
-        <w:t xml:space="preserve">c. </w:t>
-      </w:r>
-      <w:proofErr w:type="gramStart"/>
-      <w:r>
-        <w:rPr>
-          <w:rFonts w:ascii="Times New Roman" w:hAnsi="Times New Roman" w:cs="Times New Roman"/>
-          <w:sz w:val="28"/>
-          <w:szCs w:val="24"/>
-        </w:rPr>
-        <w:t xml:space="preserve">RAM </w:t>
-      </w:r>
-      <w:r>
-        <w:rPr>
-          <w:rFonts w:ascii="Times New Roman" w:hAnsi="Times New Roman" w:cs="Times New Roman"/>
-          <w:sz w:val="28"/>
-          <w:szCs w:val="24"/>
-        </w:rPr>
-        <w:t>:</w:t>
-      </w:r>
-      <w:proofErr w:type="gramEnd"/>
+        <w:t xml:space="preserve">e. CRT: </w:t>
+      </w:r>
       <w:r>
         <w:rPr>
           <w:rFonts w:ascii="Times New Roman" w:hAnsi="Times New Roman" w:cs="Times New Roman"/>
@@ -2811,7 +3044,7 @@
           <w:sz w:val="28"/>
           <w:szCs w:val="24"/>
         </w:rPr>
-        <w:t>6: Answer the Following Questions</w:t>
+        <w:t>6</w:t>
       </w:r>
       <w:r>
         <w:rPr>
@@ -2831,6 +3064,26 @@
           <w:sz w:val="28"/>
           <w:szCs w:val="24"/>
         </w:rPr>
+        <w:t xml:space="preserve"> Answer the Following Questions</w:t>
+      </w:r>
+      <w:r>
+        <w:rPr>
+          <w:rFonts w:ascii="Times New Roman" w:hAnsi="Times New Roman" w:cs="Times New Roman"/>
+          <w:b/>
+          <w:bCs/>
+          <w:sz w:val="28"/>
+          <w:szCs w:val="24"/>
+        </w:rPr>
+        <w:t>.</w:t>
+      </w:r>
+      <w:r>
+        <w:rPr>
+          <w:rFonts w:ascii="Times New Roman" w:hAnsi="Times New Roman" w:cs="Times New Roman"/>
+          <w:b/>
+          <w:bCs/>
+          <w:sz w:val="28"/>
+          <w:szCs w:val="24"/>
+        </w:rPr>
         <w:tab/>
       </w:r>
       <w:r>
@@ -2911,7 +3164,17 @@
           <w:sz w:val="28"/>
           <w:szCs w:val="24"/>
         </w:rPr>
-        <w:t>(5</w:t>
+        <w:t>(</w:t>
+      </w:r>
+      <w:r>
+        <w:rPr>
+          <w:rFonts w:ascii="Times New Roman" w:hAnsi="Times New Roman" w:cs="Times New Roman"/>
+          <w:b/>
+          <w:bCs/>
+          <w:sz w:val="28"/>
+          <w:szCs w:val="24"/>
+        </w:rPr>
+        <w:t>4</w:t>
       </w:r>
       <w:r>
         <w:rPr>
@@ -2951,7 +3214,7 @@
           <w:sz w:val="28"/>
           <w:szCs w:val="24"/>
         </w:rPr>
-        <w:t>10</w:t>
+        <w:t>8</w:t>
       </w:r>
       <w:r>
         <w:rPr>
@@ -3259,7 +3522,7 @@
     </w:p>
     <w:sectPr>
       <w:pgSz w:w="11906" w:h="16838" w:code="9"/>
-      <w:pgMar w:top="720" w:right="720" w:bottom="720" w:left="720" w:header="708" w:footer="708" w:gutter="0"/>
+      <w:pgMar w:top="270" w:right="720" w:bottom="270" w:left="720" w:header="708" w:footer="708" w:gutter="0"/>
       <w:cols w:space="708"/>
       <w:docGrid w:linePitch="360"/>
     </w:sectPr>
@@ -3971,6 +4234,7 @@
   <w:style w:type="character" w:default="1" w:styleId="DefaultParagraphFont">
     <w:name w:val="Default Paragraph Font"/>
     <w:uiPriority w:val="1"/>
+    <w:semiHidden/>
     <w:unhideWhenUsed/>
   </w:style>
   <w:style w:type="table" w:default="1" w:styleId="TableNormal">
